--- a/[1]Books/Contingency Plan.docx
+++ b/[1]Books/Contingency Plan.docx
@@ -49,6 +49,14 @@
           <w:rFonts w:ascii="Calibri" w:hAnsi="Calibri" w:eastAsia="Calibri" w:cs="Calibri"/>
           <w:sz w:val="24"/>
           <w:szCs w:val="24"/>
+        </w:rPr>
+      </w:r>
+      <w:r>
+        <w:rPr>
+          <w:rFonts w:ascii="Calibri" w:hAnsi="Calibri" w:cs="Calibri"/>
+          <w:sz w:val="24"/>
+          <w:szCs w:val="24"/>
+          <w:highlight w:val="none"/>
         </w:rPr>
       </w:r>
     </w:p>
@@ -102,13 +110,30 @@
           <w:szCs w:val="24"/>
           <w:highlight w:val="none"/>
         </w:rPr>
-        <w:t xml:space="preserve"> -We might have a problem. This war is taking a toll on my forces. The Ashari defenses seem to be more defiant to our attacks with each new planet. The invasion is going according to plan but my ambitions are not. I might not have the necessary strength to contest the War Master’s position. I need you to implement our contingency plan.</w:t>
+        <w:t xml:space="preserve"> -We might have a problem. This war is taking a toll on my forces. The Ashari def</w:t>
       </w:r>
       <w:r>
         <w:rPr>
           <w:rFonts w:ascii="Calibri" w:hAnsi="Calibri" w:eastAsia="Calibri" w:cs="Calibri"/>
           <w:sz w:val="24"/>
           <w:szCs w:val="24"/>
+          <w:highlight w:val="none"/>
+        </w:rPr>
+        <w:t xml:space="preserve">enses seem to be more defiant to our attacks, with each new planet. The invasion is going according to plan but my ambitions are not. I might not have the necessary strength to contest the War Master’s position. I need you to implement our contingency plan.</w:t>
+      </w:r>
+      <w:r>
+        <w:rPr>
+          <w:rFonts w:ascii="Calibri" w:hAnsi="Calibri" w:eastAsia="Calibri" w:cs="Calibri"/>
+          <w:sz w:val="24"/>
+          <w:szCs w:val="24"/>
+        </w:rPr>
+      </w:r>
+      <w:r>
+        <w:rPr>
+          <w:rFonts w:ascii="Calibri" w:hAnsi="Calibri" w:cs="Calibri"/>
+          <w:sz w:val="24"/>
+          <w:szCs w:val="24"/>
+          <w:highlight w:val="none"/>
         </w:rPr>
       </w:r>
     </w:p>
@@ -172,6 +197,14 @@
           <w:highlight w:val="none"/>
         </w:rPr>
       </w:r>
+      <w:r>
+        <w:rPr>
+          <w:rFonts w:ascii="Calibri" w:hAnsi="Calibri" w:cs="Calibri"/>
+          <w:sz w:val="24"/>
+          <w:szCs w:val="24"/>
+          <w:highlight w:val="none"/>
+        </w:rPr>
+      </w:r>
     </w:p>
     <w:p>
       <w:pPr>
@@ -233,6 +266,14 @@
           <w:highlight w:val="none"/>
         </w:rPr>
       </w:r>
+      <w:r>
+        <w:rPr>
+          <w:rFonts w:ascii="Calibri" w:hAnsi="Calibri" w:cs="Calibri"/>
+          <w:sz w:val="24"/>
+          <w:szCs w:val="24"/>
+          <w:highlight w:val="none"/>
+        </w:rPr>
+      </w:r>
     </w:p>
     <w:p>
       <w:pPr>
@@ -284,11 +325,28 @@
           <w:szCs w:val="24"/>
           <w:highlight w:val="none"/>
         </w:rPr>
-        <w:t xml:space="preserve"> -This Chitrin nano-virus is not a weapon of our own doing. When we received it we were specifically told how to use it. Deviating from the architecture of our Main Plan could be dangerous. I would not be able to know the outcome if we spread it across the Empire’s Control Frameworks so loosely.</w:t>
+        <w:t xml:space="preserve"> -This Chitrin nano-virus is not a weapo</w:t>
       </w:r>
       <w:r>
         <w:rPr>
           <w:rFonts w:ascii="Calibri" w:hAnsi="Calibri" w:eastAsia="Calibri" w:cs="Calibri"/>
+          <w:sz w:val="24"/>
+          <w:szCs w:val="24"/>
+          <w:highlight w:val="none"/>
+        </w:rPr>
+        <w:t xml:space="preserve">n of our own doing. When we received it we were specifically told how to use it. Deviating from the architecture of our Main Plan could be dangerous. I would not be able to know the outcome if we spread it across the Empire’s Control Frameworks so loosely.</w:t>
+      </w:r>
+      <w:r>
+        <w:rPr>
+          <w:rFonts w:ascii="Calibri" w:hAnsi="Calibri" w:eastAsia="Calibri" w:cs="Calibri"/>
+          <w:sz w:val="24"/>
+          <w:szCs w:val="24"/>
+          <w:highlight w:val="none"/>
+        </w:rPr>
+      </w:r>
+      <w:r>
+        <w:rPr>
+          <w:rFonts w:ascii="Calibri" w:hAnsi="Calibri" w:cs="Calibri"/>
           <w:sz w:val="24"/>
           <w:szCs w:val="24"/>
           <w:highlight w:val="none"/>
@@ -345,11 +403,28 @@
           <w:szCs w:val="24"/>
           <w:highlight w:val="none"/>
         </w:rPr>
-        <w:t xml:space="preserve"> -I grow tired of excuses. Remember! I was the one that helped you build this shadow organization. I put my neck on the line to get you all the necessary intelligence about the Institute’s plans and experiments. You owe me! Besides, this also benefits you in the long run.</w:t>
+        <w:t xml:space="preserve"> -I grow tired o</w:t>
       </w:r>
       <w:r>
         <w:rPr>
           <w:rFonts w:ascii="Calibri" w:hAnsi="Calibri" w:eastAsia="Calibri" w:cs="Calibri"/>
+          <w:sz w:val="24"/>
+          <w:szCs w:val="24"/>
+          <w:highlight w:val="none"/>
+        </w:rPr>
+        <w:t xml:space="preserve">f excuses. Remember! I was the one that helped you build this shadow organization. I put my neck on the line to get you all the necessary intelligence about the Institute’s plans and experiments. You owe me! Besides, this also benefits you in the long run.</w:t>
+      </w:r>
+      <w:r>
+        <w:rPr>
+          <w:rFonts w:ascii="Calibri" w:hAnsi="Calibri" w:eastAsia="Calibri" w:cs="Calibri"/>
+          <w:sz w:val="24"/>
+          <w:szCs w:val="24"/>
+          <w:highlight w:val="none"/>
+        </w:rPr>
+      </w:r>
+      <w:r>
+        <w:rPr>
+          <w:rFonts w:ascii="Calibri" w:hAnsi="Calibri" w:cs="Calibri"/>
           <w:sz w:val="24"/>
           <w:szCs w:val="24"/>
           <w:highlight w:val="none"/>
@@ -411,6 +486,14 @@
       <w:r>
         <w:rPr>
           <w:rFonts w:ascii="Calibri" w:hAnsi="Calibri" w:eastAsia="Calibri" w:cs="Calibri"/>
+          <w:sz w:val="24"/>
+          <w:szCs w:val="24"/>
+          <w:highlight w:val="none"/>
+        </w:rPr>
+      </w:r>
+      <w:r>
+        <w:rPr>
+          <w:rFonts w:ascii="Calibri" w:hAnsi="Calibri" w:cs="Calibri"/>
           <w:sz w:val="24"/>
           <w:szCs w:val="24"/>
           <w:highlight w:val="none"/>
@@ -494,6 +577,14 @@
           <w:highlight w:val="none"/>
         </w:rPr>
       </w:r>
+      <w:r>
+        <w:rPr>
+          <w:rFonts w:ascii="Calibri" w:hAnsi="Calibri" w:cs="Calibri"/>
+          <w:sz w:val="24"/>
+          <w:szCs w:val="24"/>
+          <w:highlight w:val="none"/>
+        </w:rPr>
+      </w:r>
     </w:p>
     <w:p>
       <w:pPr>
@@ -555,6 +646,14 @@
           <w:highlight w:val="none"/>
         </w:rPr>
       </w:r>
+      <w:r>
+        <w:rPr>
+          <w:rFonts w:ascii="Calibri" w:hAnsi="Calibri" w:cs="Calibri"/>
+          <w:sz w:val="24"/>
+          <w:szCs w:val="24"/>
+          <w:highlight w:val="none"/>
+        </w:rPr>
+      </w:r>
     </w:p>
     <w:p>
       <w:pPr>
@@ -616,6 +715,14 @@
           <w:highlight w:val="none"/>
         </w:rPr>
       </w:r>
+      <w:r>
+        <w:rPr>
+          <w:rFonts w:ascii="Calibri" w:hAnsi="Calibri" w:cs="Calibri"/>
+          <w:sz w:val="24"/>
+          <w:szCs w:val="24"/>
+          <w:highlight w:val="none"/>
+        </w:rPr>
+      </w:r>
     </w:p>
     <w:p>
       <w:pPr>
@@ -672,6 +779,14 @@
       <w:r>
         <w:rPr>
           <w:rFonts w:ascii="Calibri" w:hAnsi="Calibri" w:eastAsia="Calibri" w:cs="Calibri"/>
+          <w:sz w:val="24"/>
+          <w:szCs w:val="24"/>
+          <w:highlight w:val="none"/>
+        </w:rPr>
+      </w:r>
+      <w:r>
+        <w:rPr>
+          <w:rFonts w:ascii="Calibri" w:hAnsi="Calibri" w:cs="Calibri"/>
           <w:sz w:val="24"/>
           <w:szCs w:val="24"/>
           <w:highlight w:val="none"/>
@@ -756,6 +871,14 @@
           <w:highlight w:val="none"/>
         </w:rPr>
       </w:r>
+      <w:r>
+        <w:rPr>
+          <w:rFonts w:ascii="Calibri" w:hAnsi="Calibri" w:cs="Calibri"/>
+          <w:sz w:val="24"/>
+          <w:szCs w:val="24"/>
+          <w:highlight w:val="none"/>
+        </w:rPr>
+      </w:r>
     </w:p>
     <w:p>
       <w:pPr>
@@ -817,6 +940,14 @@
           <w:highlight w:val="none"/>
         </w:rPr>
       </w:r>
+      <w:r>
+        <w:rPr>
+          <w:rFonts w:ascii="Calibri" w:hAnsi="Calibri" w:cs="Calibri"/>
+          <w:sz w:val="24"/>
+          <w:szCs w:val="24"/>
+          <w:highlight w:val="none"/>
+        </w:rPr>
+      </w:r>
     </w:p>
     <w:p>
       <w:pPr>
@@ -849,7 +980,7 @@
       </w:r>
       <w:r>
         <w:rPr>
-          <w:rFonts w:ascii="Calibri" w:hAnsi="Calibri" w:eastAsia="Calibri" w:cs="Calibri"/>
+          <w:rFonts w:ascii="Calibri" w:hAnsi="Calibri" w:cs="Calibri"/>
           <w:sz w:val="24"/>
           <w:szCs w:val="24"/>
           <w:highlight w:val="none"/>

--- a/[1]Books/Contingency Plan.docx
+++ b/[1]Books/Contingency Plan.docx
@@ -46,9 +46,10 @@
       </w:r>
       <w:r>
         <w:rPr>
-          <w:rFonts w:ascii="Calibri" w:hAnsi="Calibri" w:eastAsia="Calibri" w:cs="Calibri"/>
+          <w:rFonts w:ascii="Calibri" w:hAnsi="Calibri" w:cs="Calibri"/>
           <w:sz w:val="24"/>
           <w:szCs w:val="24"/>
+          <w:highlight w:val="none"/>
         </w:rPr>
       </w:r>
       <w:r>
@@ -119,13 +120,23 @@
           <w:szCs w:val="24"/>
           <w:highlight w:val="none"/>
         </w:rPr>
-        <w:t xml:space="preserve">enses seem to be more defiant to our attacks, with each new planet. The invasion is going according to plan but my ambitions are not. I might not have the necessary strength to contest the War Master’s position. I need you to implement our contingency plan.</w:t>
+        <w:t xml:space="preserve">e</w:t>
       </w:r>
       <w:r>
         <w:rPr>
           <w:rFonts w:ascii="Calibri" w:hAnsi="Calibri" w:eastAsia="Calibri" w:cs="Calibri"/>
           <w:sz w:val="24"/>
           <w:szCs w:val="24"/>
+          <w:highlight w:val="none"/>
+        </w:rPr>
+        <w:t xml:space="preserve">nses seem to be more defiant to our attacks, with each new planet. The invasion seems to be going according to plan but my ambitions are not. I might not have the necessary strength to contest the War Master’s position. I need you to implement our contingency plan.</w:t>
+      </w:r>
+      <w:r>
+        <w:rPr>
+          <w:rFonts w:ascii="Calibri" w:hAnsi="Calibri" w:cs="Calibri"/>
+          <w:sz w:val="24"/>
+          <w:szCs w:val="24"/>
+          <w:highlight w:val="none"/>
         </w:rPr>
       </w:r>
       <w:r>
@@ -191,7 +202,7 @@
       </w:r>
       <w:r>
         <w:rPr>
-          <w:rFonts w:ascii="Calibri" w:hAnsi="Calibri" w:eastAsia="Calibri" w:cs="Calibri"/>
+          <w:rFonts w:ascii="Calibri" w:hAnsi="Calibri" w:cs="Calibri"/>
           <w:sz w:val="24"/>
           <w:szCs w:val="24"/>
           <w:highlight w:val="none"/>
@@ -260,7 +271,7 @@
       </w:r>
       <w:r>
         <w:rPr>
-          <w:rFonts w:ascii="Calibri" w:hAnsi="Calibri" w:eastAsia="Calibri" w:cs="Calibri"/>
+          <w:rFonts w:ascii="Calibri" w:hAnsi="Calibri" w:cs="Calibri"/>
           <w:sz w:val="24"/>
           <w:szCs w:val="24"/>
           <w:highlight w:val="none"/>
@@ -338,7 +349,7 @@
       </w:r>
       <w:r>
         <w:rPr>
-          <w:rFonts w:ascii="Calibri" w:hAnsi="Calibri" w:eastAsia="Calibri" w:cs="Calibri"/>
+          <w:rFonts w:ascii="Calibri" w:hAnsi="Calibri" w:cs="Calibri"/>
           <w:sz w:val="24"/>
           <w:szCs w:val="24"/>
           <w:highlight w:val="none"/>
@@ -416,7 +427,7 @@
       </w:r>
       <w:r>
         <w:rPr>
-          <w:rFonts w:ascii="Calibri" w:hAnsi="Calibri" w:eastAsia="Calibri" w:cs="Calibri"/>
+          <w:rFonts w:ascii="Calibri" w:hAnsi="Calibri" w:cs="Calibri"/>
           <w:sz w:val="24"/>
           <w:szCs w:val="24"/>
           <w:highlight w:val="none"/>
@@ -485,7 +496,7 @@
       </w:r>
       <w:r>
         <w:rPr>
-          <w:rFonts w:ascii="Calibri" w:hAnsi="Calibri" w:eastAsia="Calibri" w:cs="Calibri"/>
+          <w:rFonts w:ascii="Calibri" w:hAnsi="Calibri" w:cs="Calibri"/>
           <w:sz w:val="24"/>
           <w:szCs w:val="24"/>
           <w:highlight w:val="none"/>
@@ -571,7 +582,7 @@
       </w:r>
       <w:r>
         <w:rPr>
-          <w:rFonts w:ascii="Calibri" w:hAnsi="Calibri" w:eastAsia="Calibri" w:cs="Calibri"/>
+          <w:rFonts w:ascii="Calibri" w:hAnsi="Calibri" w:cs="Calibri"/>
           <w:sz w:val="24"/>
           <w:szCs w:val="24"/>
           <w:highlight w:val="none"/>
@@ -640,7 +651,7 @@
       </w:r>
       <w:r>
         <w:rPr>
-          <w:rFonts w:ascii="Calibri" w:hAnsi="Calibri" w:eastAsia="Calibri" w:cs="Calibri"/>
+          <w:rFonts w:ascii="Calibri" w:hAnsi="Calibri" w:cs="Calibri"/>
           <w:sz w:val="24"/>
           <w:szCs w:val="24"/>
           <w:highlight w:val="none"/>
@@ -709,7 +720,7 @@
       </w:r>
       <w:r>
         <w:rPr>
-          <w:rFonts w:ascii="Calibri" w:hAnsi="Calibri" w:eastAsia="Calibri" w:cs="Calibri"/>
+          <w:rFonts w:ascii="Calibri" w:hAnsi="Calibri" w:cs="Calibri"/>
           <w:sz w:val="24"/>
           <w:szCs w:val="24"/>
           <w:highlight w:val="none"/>
@@ -778,7 +789,7 @@
       </w:r>
       <w:r>
         <w:rPr>
-          <w:rFonts w:ascii="Calibri" w:hAnsi="Calibri" w:eastAsia="Calibri" w:cs="Calibri"/>
+          <w:rFonts w:ascii="Calibri" w:hAnsi="Calibri" w:cs="Calibri"/>
           <w:sz w:val="24"/>
           <w:szCs w:val="24"/>
           <w:highlight w:val="none"/>
@@ -865,7 +876,7 @@
       </w:r>
       <w:r>
         <w:rPr>
-          <w:rFonts w:ascii="Calibri" w:hAnsi="Calibri" w:eastAsia="Calibri" w:cs="Calibri"/>
+          <w:rFonts w:ascii="Calibri" w:hAnsi="Calibri" w:cs="Calibri"/>
           <w:sz w:val="24"/>
           <w:szCs w:val="24"/>
           <w:highlight w:val="none"/>
@@ -934,7 +945,7 @@
       </w:r>
       <w:r>
         <w:rPr>
-          <w:rFonts w:ascii="Calibri" w:hAnsi="Calibri" w:eastAsia="Calibri" w:cs="Calibri"/>
+          <w:rFonts w:ascii="Calibri" w:hAnsi="Calibri" w:cs="Calibri"/>
           <w:sz w:val="24"/>
           <w:szCs w:val="24"/>
           <w:highlight w:val="none"/>
@@ -972,7 +983,7 @@
       </w:r>
       <w:r>
         <w:rPr>
-          <w:rFonts w:ascii="Calibri" w:hAnsi="Calibri" w:eastAsia="Calibri" w:cs="Calibri"/>
+          <w:rFonts w:ascii="Calibri" w:hAnsi="Calibri" w:cs="Calibri"/>
           <w:sz w:val="24"/>
           <w:szCs w:val="24"/>
           <w:highlight w:val="none"/>
